--- a/docs/交付材料/01-任务分工说明.docx
+++ b/docs/交付材料/01-任务分工说明.docx
@@ -2203,7 +2203,7 @@
           <w:sz w:val="24"/>
           <w:szCs w:val="24"/>
         </w:rPr>
-        <w:t xml:space="preserve">契约先行：组长 A 在开发第一天发布冻结版统一数据契约（Event V2 FINAL，19 个公共字段、31 词事件类型词表、UTC+8 时间规范），此后 B/C/D/F 全部围绕同一契约并行开发，修改契约需全组同步。</w:t>
+        <w:t xml:space="preserve">契约先行：组长 A 在开发第一天发布冻结版统一数据契约（Event V2 FINAL，19 个公共字段、33 词事件类型词表、UTC+8 时间规范），此后 B/C/D/F 全部围绕同一契约并行开发，修改契约需全组同步。</w:t>
       </w:r>
     </w:p>
     <w:p>
@@ -2566,7 +2566,7 @@
           <w:sz w:val="24"/>
           <w:szCs w:val="24"/>
         </w:rPr>
-        <w:t xml:space="preserve">Sysmon 日志解析：.evtx 二进制与 APT29 数据集 JSON 行两种形态，覆盖进程创建、网络连接、文件创建、注册表修改、DNS 查询、文件删除等事件。</w:t>
+        <w:t xml:space="preserve">Sysmon 日志解析：.evtx 二进制与 APT29 数据集 JSON 行两种形态，覆盖进程创建、网络连接、文件创建、注册表修改、DNS 查询、文件删除、进程内存访问与跨进程远程线程等事件。</w:t>
       </w:r>
     </w:p>
     <w:p>
@@ -2626,7 +2626,7 @@
           <w:sz w:val="24"/>
           <w:szCs w:val="24"/>
         </w:rPr>
-        <w:t xml:space="preserve">异常预标记：5 条解析期规则（非时段登录、爆破、用户名枚举、编码执行、远程下载），滑动窗口命中、幂等可重跑。</w:t>
+        <w:t xml:space="preserve">异常预标记：8 条解析期规则（非时段登录、爆破、用户名枚举、编码执行、远程下载、lsass 凭据访问、可疑内存访问掩码、反射加载/远程线程），滑动窗口命中、幂等可重跑；其中内存注入 3 条基于 Sysmon 10/8，任务书第 4 条内存行为分析落地。</w:t>
       </w:r>
     </w:p>
     <w:p>
@@ -2646,7 +2646,7 @@
           <w:sz w:val="24"/>
           <w:szCs w:val="24"/>
         </w:rPr>
-        <w:t xml:space="preserve">质量保障：verify_day1/verify_day2 共 16 项自检断言；E 靶场 9 份原始证据文件解析为 47,195 条标准事件，全部通过契约预检。</w:t>
+        <w:t xml:space="preserve">质量保障：verify_day1/verify_day2 共 17 项自检断言；E 靶场 9 份原始证据文件解析为 47,195 条标准事件，全部通过契约预检。</w:t>
       </w:r>
     </w:p>
     <w:p>
@@ -4229,7 +4229,7 @@
           <w:sz w:val="24"/>
           <w:szCs w:val="24"/>
         </w:rPr>
-        <w:t xml:space="preserve">全组以 docs/Event-V2-FINAL.md 为唯一权威契约：19 个公共字段（timestamp、host、source、source_event_id、event_type、user、process、src_ip、dst_ip、dst_port、protocol、logon_type、session_id、cmdline、detail、description、anomaly_flags、severity、raw_log）；source 表示证据来源（8 值枚举），event_type 表示行为类型（31 词冻结词表），二者解耦；时间统一 UTC+8 ISO8601；缺失值一律显式 null，禁止 unknown、0、空字符串等占位值；各模块专有字段统一放 detail 对象。契约执行有三处校验卡点：解析器输出的 validate_events、交付 D 的 validate_eventout、以及文件级守卫测试 tests/test_contract_guard.py。</w:t>
+        <w:t xml:space="preserve">全组以 docs/Event-V2-FINAL.md 为唯一权威契约：19 个公共字段（timestamp、host、source、source_event_id、event_type、user、process、src_ip、dst_ip、dst_port、protocol、logon_type、session_id、cmdline、detail、description、anomaly_flags、severity、raw_log）；source 表示证据来源（8 值枚举），event_type 表示行为类型（33 词冻结词表），二者解耦；时间统一 UTC+8 ISO8601；缺失值一律显式 null，禁止 unknown、0、空字符串等占位值；各模块专有字段统一放 detail 对象。契约执行有三处校验卡点：解析器输出的 validate_events、交付 D 的 validate_eventout、以及文件级守卫测试 tests/test_contract_guard.py。</w:t>
       </w:r>
     </w:p>
     <w:p>
